--- a/livrables/lecons/placement-financier/2026-10-03_lecon-placement-financier_17_arnaques-produits-toxiques-signaux-alerte.docx
+++ b/livrables/lecons/placement-financier/2026-10-03_lecon-placement-financier_17_arnaques-produits-toxiques-signaux-alerte.docx
@@ -260,28 +260,50 @@
           <w:sz w:val="22"/>
           <w:szCs w:val="22"/>
         </w:rPr>
-        <w:t xml:space="preserve">16 % des Français déclarent avoir déjà été victimes d'une escroquerie sur un placement financier (baromètre AMF 2025, repris par La Finance Pour Tous).</w:t>
-      </w:r>
-    </w:p>
-    <w:p>
-      <w:pPr>
-        <w:pStyle w:val="ListParagraph"/>
-        <w:numPr>
-          <w:ilvl w:val="0"/>
-          <w:numId w:val="1"/>
-        </w:numPr>
-        <w:spacing w:after="60" w:before="60"/>
-      </w:pPr>
-      <w:r>
-        <w:rPr>
-          <w:rFonts w:ascii="Times New Roman" w:cs="Times New Roman" w:eastAsia="Times New Roman" w:hAnsi="Times New Roman"/>
-          <w:b w:val="false"/>
-          <w:bCs w:val="false"/>
-          <w:color w:val="1F2937"/>
-          <w:sz w:val="22"/>
-          <w:szCs w:val="22"/>
-        </w:rPr>
-        <w:t xml:space="preserve">Pertes moyennes constatées : 70 000 € (faux livrets), 29 000 € (faux placements), 19 000 € (faux crédits) — source : La Finance Pour Tous, avril 2026.</w:t>
+        <w:t xml:space="preserve">16 % des personnes sondées déclarent avoir déjà été victimes d'une escroquerie sur un placement financier (baromètre de l'investissement de l'AMF de décembre 2025, repris par La Finance Pour Tous, dont l'article du 02/07/2026 parle de la même façon de Français interrogés).</w:t>
+      </w:r>
+      <w:r>
+        <w:rPr>
+          <w:rFonts w:ascii="Times New Roman" w:cs="Times New Roman" w:eastAsia="Times New Roman" w:hAnsi="Times New Roman"/>
+          <w:i/>
+          <w:iCs/>
+          <w:color w:val="6B7280"/>
+          <w:sz w:val="18"/>
+          <w:szCs w:val="18"/>
+        </w:rPr>
+        <w:t xml:space="preserve">   [Corrigé le 12/10/2026 : la version du 03/10/2026 écrivait « 16 % des Français ». Les deux pages citées écrivent « 16 % des personnes sondées » et « 16 % des Français interrogés » : un résultat d'échantillon était présenté comme une statistique de population. Le chiffre était juste, sa portée élargie.]</w:t>
+      </w:r>
+    </w:p>
+    <w:p>
+      <w:pPr>
+        <w:pStyle w:val="ListParagraph"/>
+        <w:numPr>
+          <w:ilvl w:val="0"/>
+          <w:numId w:val="1"/>
+        </w:numPr>
+        <w:spacing w:after="60" w:before="60"/>
+      </w:pPr>
+      <w:r>
+        <w:rPr>
+          <w:rFonts w:ascii="Times New Roman" w:cs="Times New Roman" w:eastAsia="Times New Roman" w:hAnsi="Times New Roman"/>
+          <w:b w:val="false"/>
+          <w:bCs w:val="false"/>
+          <w:color w:val="1F2937"/>
+          <w:sz w:val="22"/>
+          <w:szCs w:val="22"/>
+        </w:rPr>
+        <w:t xml:space="preserve">Pertes moyennes constatées au 3e trimestre 2024, derniers chiffres disponibles : près de 70 000 € (livrets), 29 000 € (placements financiers), 19 000 € (faux crédits) — source : La Finance Pour Tous, article du 15 avril 2026.</w:t>
+      </w:r>
+      <w:r>
+        <w:rPr>
+          <w:rFonts w:ascii="Times New Roman" w:cs="Times New Roman" w:eastAsia="Times New Roman" w:hAnsi="Times New Roman"/>
+          <w:i/>
+          <w:iCs/>
+          <w:color w:val="6B7280"/>
+          <w:sz w:val="18"/>
+          <w:szCs w:val="18"/>
+        </w:rPr>
+        <w:t xml:space="preserve">   [Corrigé le 12/10/2026 : la version du 03/10/2026 écrivait « 70 000 € » là où la page écrit « près de 70 000 € », et sourçait ces montants « avril 2026 », qui est la date de l'article, dans une liste intitulée « un risque concret, documenté et croissant » entre deux chiffres de 2025. La page dit explicitement « Selon les derniers chiffre disponibles (3 ème trimestre 2024) » : la donnée a près de deux ans de plus que son voisinage.]</w:t>
       </w:r>
     </w:p>
     <w:p>
@@ -919,6 +941,22 @@
     </w:p>
     <w:p>
       <w:pPr>
+        <w:spacing w:after="80"/>
+      </w:pPr>
+      <w:r>
+        <w:rPr>
+          <w:rFonts w:ascii="Times New Roman" w:cs="Times New Roman" w:eastAsia="Times New Roman" w:hAnsi="Times New Roman"/>
+          <w:i/>
+          <w:iCs/>
+          <w:color w:val="6B7280"/>
+          <w:sz w:val="20"/>
+          <w:szCs w:val="20"/>
+        </w:rPr>
+        <w:t xml:space="preserve">⚠️ Ajouté le 12/10/2026 — ce que cette leçon ne traite pas, alors que son titre l'annonce : les produits légaux mais dangereux (structurés, effet de levier, CFD). La source listée du 02/07/2026 les couvre et n'avait pas été exploitée : elle décrit une perte en capital « potentiellement totale » selon le scénario à l'échéance, et pose qu'« il faut donc vérifier si le produit affiche dans le Document d’Information Clés (DIC) une protection partielle au totale du capital investi ». Les biens divers ci-dessous ne tiennent pas lieu de ce chapitre : ils sont traités comme des véhicules de fraude, par la liste noire, non comme des placements réglementés à risque.</w:t>
+      </w:r>
+    </w:p>
+    <w:p>
+      <w:pPr>
         <w:spacing w:after="80" w:before="80"/>
       </w:pPr>
       <w:r>
@@ -932,7 +970,18 @@
           <w:sz w:val="22"/>
           <w:szCs w:val="22"/>
         </w:rPr>
-        <w:t xml:space="preserve">Les placements en biens divers (vin, diamants, cheptel, containers, panneaux solaires…) ne relèvent pas de la réglementation financière classique. Ils nécessitent un enregistrement spécifique auprès de l'AMF en tant qu'opérateur en biens divers. Or :</w:t>
+        <w:t xml:space="preserve">Les placements en biens divers (vin, diamants, cheptel, containers, panneaux solaires…) ne relèvent pas de la réglementation financière classique. Ils relèvent d'un enregistrement spécifique auprès de l'AMF, qui parle d'« offres enregistrées en biens divers » et réserve les mots « autorisés » et « agréés » aux prestataires sur crypto-actifs (PSCA) et au financement participatif (PSFP). Or :</w:t>
+      </w:r>
+      <w:r>
+        <w:rPr>
+          <w:rFonts w:ascii="Times New Roman" w:cs="Times New Roman" w:eastAsia="Times New Roman" w:hAnsi="Times New Roman"/>
+          <w:i/>
+          <w:iCs/>
+          <w:color w:val="6B7280"/>
+          <w:sz w:val="18"/>
+          <w:szCs w:val="18"/>
+        </w:rPr>
+        <w:t xml:space="preserve">   [Corrigé le 12/10/2026 : la version du 03/10/2026 parlait d'« opérateur en biens divers » et, ailleurs, d'« opérateur agréé AMF ». Aucune page lue ne porte ces termes : l'AMF écrit « les offres enregistrées en biens divers (vin, forêt, etc.) ainsi que les prestataires autorisés / agréés … sur crypto-actifs (PSCA) ou de financement participatif (PSFP) », et précise d'elle-même que « les enregistrements/agréments ne constituent pas une incitation à investir ». Le terme légal exact n'est pas tranché ici : Légifrance rend 403 à cet outil.]</w:t>
       </w:r>
     </w:p>
     <w:p>
@@ -995,7 +1044,18 @@
           <w:sz w:val="22"/>
           <w:szCs w:val="22"/>
         </w:rPr>
-        <w:t xml:space="preserve">La liste noire AMF « biens divers » regroupe : champagne, cheptel, conteneur, diamants, montres, or, placements verts, produits alimentaires, terres rares, vin, whisky.</w:t>
+        <w:t xml:space="preserve">La liste noire AMF « biens divers » regroupe treize rubriques : champagne, cheptel, conteneur, crypto-actif, diamants, montres, offre sur objet illicite, or, placements verts, produits alimentaires, terres rares, vin, whisky.</w:t>
+      </w:r>
+      <w:r>
+        <w:rPr>
+          <w:rFonts w:ascii="Times New Roman" w:cs="Times New Roman" w:eastAsia="Times New Roman" w:hAnsi="Times New Roman"/>
+          <w:i/>
+          <w:iCs/>
+          <w:color w:val="6B7280"/>
+          <w:sz w:val="18"/>
+          <w:szCs w:val="18"/>
+        </w:rPr>
+        <w:t xml:space="preserve">   [Corrigé le 12/10/2026 : la version du 03/10/2026 en listait onze et omettait « Biens divers / Crypto-actif » et « Biens divers / Offre sur objet illicite ». L'omission de la première comptait : la leçon traite la crypto comme une famille séparée alors que l'AMF en inscrit une rubrique sous les biens divers.]</w:t>
       </w:r>
     </w:p>
     <w:p>
@@ -1013,7 +1073,7 @@
           <w:sz w:val="22"/>
           <w:szCs w:val="22"/>
         </w:rPr>
-        <w:t xml:space="preserve">Réflexe : vérifier que l'opérateur dispose d'un numéro d'enregistrement AMF en consultant la page de vérification des acteurs agréés sur le site de l'AMF (amf-france.org, rubrique listes blanches).</w:t>
+        <w:t xml:space="preserve">Réflexe : vérifier que l'opérateur dispose d'un numéro d'enregistrement AMF en consultant les listes blanches de l'AMF (amf-france.org), qui couvrent les offres enregistrées en biens divers, les PSCA et les PSFP. ⚠️ Ces listes ne contiennent ni REGAFI ni ORIAS : REGAFI est le registre des agents financiers de l'ACPR et ORIAS celui des intermédiaires en assurance, banque et finance — deux registres distincts, à consulter à part.</w:t>
       </w:r>
     </w:p>
     <w:p>
@@ -1281,7 +1341,7 @@
                 <w:sz w:val="20"/>
                 <w:szCs w:val="20"/>
               </w:rPr>
-              <w:t xml:space="preserve">Listes blanches (REGAFI, ORIAS)</w:t>
+              <w:t xml:space="preserve">Listes blanches AMF · registres REGAFI (ACPR) et ORIAS</w:t>
             </w:r>
           </w:p>
         </w:tc>
@@ -1325,7 +1385,18 @@
                 <w:sz w:val="20"/>
                 <w:szCs w:val="20"/>
               </w:rPr>
-              <w:t xml:space="preserve">amf-france.org → listes blanches</w:t>
+              <w:t xml:space="preserve">amf-france.org → listes blanches (PSCA, PSFP, biens divers) ; REGAFI et ORIAS sont des registres distincts</w:t>
+            </w:r>
+            <w:r>
+              <w:rPr>
+                <w:rFonts w:ascii="Times New Roman" w:cs="Times New Roman" w:eastAsia="Times New Roman" w:hAnsi="Times New Roman"/>
+                <w:i/>
+                <w:iCs/>
+                <w:color w:val="6B7280"/>
+                <w:sz w:val="18"/>
+                <w:szCs w:val="18"/>
+              </w:rPr>
+              <w:t xml:space="preserve">   [Corrigé le 12/10/2026 : la ligne envoyait REGAFI et ORIAS vers « amf-france.org → listes blanches », page où « REGAFI » et « ORIAS » comptent zéro occurrence. REGAFI est le « Registre des agents financiers et des organismes d'assurance » de l'ACPR, ORIAS le « Registre officiel des intermédiaires en Assurance, Banque et Finance » : un lecteur qui suivait l'exercice 2 et l'adresse donnée n'y trouvait ni l'un ni l'autre.]</w:t>
             </w:r>
           </w:p>
         </w:tc>
@@ -1575,28 +1646,50 @@
           <w:sz w:val="22"/>
           <w:szCs w:val="22"/>
         </w:rPr>
-        <w:t xml:space="preserve">Ces signaux sont issus des recommandations de l'AMF, de l'ABE Infoservice et de La Finance Pour Tous (sources consultées lors de cette exécution) :</w:t>
-      </w:r>
-    </w:p>
-    <w:p>
-      <w:pPr>
-        <w:pStyle w:val="ListParagraph"/>
-        <w:numPr>
-          <w:ilvl w:val="0"/>
-          <w:numId w:val="1"/>
-        </w:numPr>
-        <w:spacing w:after="60" w:before="60"/>
-      </w:pPr>
-      <w:r>
-        <w:rPr>
-          <w:rFonts w:ascii="Times New Roman" w:cs="Times New Roman" w:eastAsia="Times New Roman" w:hAnsi="Times New Roman"/>
-          <w:b w:val="false"/>
-          <w:bCs w:val="false"/>
-          <w:color w:val="1F2937"/>
-          <w:sz w:val="22"/>
-          <w:szCs w:val="22"/>
-        </w:rPr>
-        <w:t xml:space="preserve">① Rendement élevé garanti sans risque — règle absolue : « Il n'existe pas de rendements élevés sans risques élevés. »</w:t>
+        <w:t xml:space="preserve">Quatre de ces signaux sont littéralement sur la page des listes noires de l'AMF — « vous ne connaissez pas la personne qui vous contacte, on vous promet des rendements très élevés et sans risque, vous devez prendre une décision rapidement, vous devez effectuer un virement sur un RIB à l'étranger » — et trois précautions viennent de l'article du 15 avril 2026 de La Finance Pour Tous. Les cinq autres sont une synthèse de la leçon, signalée ligne à ligne :</w:t>
+      </w:r>
+      <w:r>
+        <w:rPr>
+          <w:rFonts w:ascii="Times New Roman" w:cs="Times New Roman" w:eastAsia="Times New Roman" w:hAnsi="Times New Roman"/>
+          <w:i/>
+          <w:iCs/>
+          <w:color w:val="6B7280"/>
+          <w:sz w:val="18"/>
+          <w:szCs w:val="18"/>
+        </w:rPr>
+        <w:t xml:space="preserve">   [Corrigé le 12/10/2026 : la version du 03/10/2026 annonçait les dix signaux comme « issus des recommandations de l'AMF, de l'ABE Infoservice et de La Finance Pour Tous ». Cinq d'entre eux — ④, ⑤, ⑦, ⑧ et ⑩ — comptent zéro occurrence sur les six pages citées : « recouvrement » 0, « western union » 0, « frais cachés » 0, et les trois occurrences de « formulaire » sont des formulaires d'inscription à une lettre d'information. Leur substance est plausible ; leur provenance était inventée. Chacun porte désormais sa mention.]</w:t>
+      </w:r>
+    </w:p>
+    <w:p>
+      <w:pPr>
+        <w:pStyle w:val="ListParagraph"/>
+        <w:numPr>
+          <w:ilvl w:val="0"/>
+          <w:numId w:val="1"/>
+        </w:numPr>
+        <w:spacing w:after="60" w:before="60"/>
+      </w:pPr>
+      <w:r>
+        <w:rPr>
+          <w:rFonts w:ascii="Times New Roman" w:cs="Times New Roman" w:eastAsia="Times New Roman" w:hAnsi="Times New Roman"/>
+          <w:b w:val="false"/>
+          <w:bCs w:val="false"/>
+          <w:color w:val="1F2937"/>
+          <w:sz w:val="22"/>
+          <w:szCs w:val="22"/>
+        </w:rPr>
+        <w:t xml:space="preserve">① Rendement élevé garanti sans risque — La Finance Pour Tous écrit : « Aucun produit financier ne permet d’obtenir des rendements élevés sans risque, particulièrement à court terme » ; l'AMF énonce le signal sous la forme « on vous promet des rendements très élevés et sans risque ».</w:t>
+      </w:r>
+      <w:r>
+        <w:rPr>
+          <w:rFonts w:ascii="Times New Roman" w:cs="Times New Roman" w:eastAsia="Times New Roman" w:hAnsi="Times New Roman"/>
+          <w:i/>
+          <w:iCs/>
+          <w:color w:val="6B7280"/>
+          <w:sz w:val="18"/>
+          <w:szCs w:val="18"/>
+        </w:rPr>
+        <w:t xml:space="preserve">   [Corrigé le 12/10/2026 : la version du 03/10/2026 posait « règle absolue : « Il n'existe pas de rendements élevés sans risques élevés. » ». Cette phrase ne figure sur aucune des six pages citées. Et sa formulation AFFAIBLISSAIT ses sources : elles écrivent « sans risque », la leçon écrivait « sans risques élevés », ce qui concède l'existence d'un produit à rendement élevé et risque modéré — précisément la promesse que les deux pages désignent comme le premier signal d'alerte.]</w:t>
       </w:r>
     </w:p>
     <w:p>
@@ -1659,28 +1752,28 @@
           <w:sz w:val="22"/>
           <w:szCs w:val="22"/>
         </w:rPr>
-        <w:t xml:space="preserve">④ Demande de signature d'un formulaire pour avoir de simples informations.</w:t>
-      </w:r>
-    </w:p>
-    <w:p>
-      <w:pPr>
-        <w:pStyle w:val="ListParagraph"/>
-        <w:numPr>
-          <w:ilvl w:val="0"/>
-          <w:numId w:val="1"/>
-        </w:numPr>
-        <w:spacing w:after="60" w:before="60"/>
-      </w:pPr>
-      <w:r>
-        <w:rPr>
-          <w:rFonts w:ascii="Times New Roman" w:cs="Times New Roman" w:eastAsia="Times New Roman" w:hAnsi="Times New Roman"/>
-          <w:b w:val="false"/>
-          <w:bCs w:val="false"/>
-          <w:color w:val="1F2937"/>
-          <w:sz w:val="22"/>
-          <w:szCs w:val="22"/>
-        </w:rPr>
-        <w:t xml:space="preserve">⑤ Numéro de téléphone de l'interlocuteur qui change régulièrement.</w:t>
+        <w:t xml:space="preserve">④ Demande de signature d'un formulaire pour avoir de simples informations (synthèse de la leçon, absent des pages citées).</w:t>
+      </w:r>
+    </w:p>
+    <w:p>
+      <w:pPr>
+        <w:pStyle w:val="ListParagraph"/>
+        <w:numPr>
+          <w:ilvl w:val="0"/>
+          <w:numId w:val="1"/>
+        </w:numPr>
+        <w:spacing w:after="60" w:before="60"/>
+      </w:pPr>
+      <w:r>
+        <w:rPr>
+          <w:rFonts w:ascii="Times New Roman" w:cs="Times New Roman" w:eastAsia="Times New Roman" w:hAnsi="Times New Roman"/>
+          <w:b w:val="false"/>
+          <w:bCs w:val="false"/>
+          <w:color w:val="1F2937"/>
+          <w:sz w:val="22"/>
+          <w:szCs w:val="22"/>
+        </w:rPr>
+        <w:t xml:space="preserve">⑤ Numéro de téléphone de l'interlocuteur qui change régulièrement (synthèse de la leçon, absent des pages citées).</w:t>
       </w:r>
     </w:p>
     <w:p>
@@ -1722,28 +1815,28 @@
           <w:sz w:val="22"/>
           <w:szCs w:val="22"/>
         </w:rPr>
-        <w:t xml:space="preserve">⑦ Frais cachés ou non communiqués avant la signature.</w:t>
-      </w:r>
-    </w:p>
-    <w:p>
-      <w:pPr>
-        <w:pStyle w:val="ListParagraph"/>
-        <w:numPr>
-          <w:ilvl w:val="0"/>
-          <w:numId w:val="1"/>
-        </w:numPr>
-        <w:spacing w:after="60" w:before="60"/>
-      </w:pPr>
-      <w:r>
-        <w:rPr>
-          <w:rFonts w:ascii="Times New Roman" w:cs="Times New Roman" w:eastAsia="Times New Roman" w:hAnsi="Times New Roman"/>
-          <w:b w:val="false"/>
-          <w:bCs w:val="false"/>
-          <w:color w:val="1F2937"/>
-          <w:sz w:val="22"/>
-          <w:szCs w:val="22"/>
-        </w:rPr>
-        <w:t xml:space="preserve">⑧ Impossibilité de retirer ses fonds ou délais injustifiés.</w:t>
+        <w:t xml:space="preserve">⑦ Frais cachés ou non communiqués avant la signature (synthèse de la leçon, absent des pages citées).</w:t>
+      </w:r>
+    </w:p>
+    <w:p>
+      <w:pPr>
+        <w:pStyle w:val="ListParagraph"/>
+        <w:numPr>
+          <w:ilvl w:val="0"/>
+          <w:numId w:val="1"/>
+        </w:numPr>
+        <w:spacing w:after="60" w:before="60"/>
+      </w:pPr>
+      <w:r>
+        <w:rPr>
+          <w:rFonts w:ascii="Times New Roman" w:cs="Times New Roman" w:eastAsia="Times New Roman" w:hAnsi="Times New Roman"/>
+          <w:b w:val="false"/>
+          <w:bCs w:val="false"/>
+          <w:color w:val="1F2937"/>
+          <w:sz w:val="22"/>
+          <w:szCs w:val="22"/>
+        </w:rPr>
+        <w:t xml:space="preserve">⑧ Impossibilité de retirer ses fonds ou délais injustifiés (synthèse de la leçon, absent des pages citées).</w:t>
       </w:r>
     </w:p>
     <w:p>
@@ -1785,7 +1878,7 @@
           <w:sz w:val="22"/>
           <w:szCs w:val="22"/>
         </w:rPr>
-        <w:t xml:space="preserve">⑩ Promesse de récupérer de l'argent déjà perdu, contre paiement préalable de frais.</w:t>
+        <w:t xml:space="preserve">⑩ Promesse de récupérer de l'argent déjà perdu, contre paiement préalable de frais (synthèse de la leçon, absent des pages citées).</w:t>
       </w:r>
     </w:p>
     <w:p>
@@ -2586,7 +2679,18 @@
           <w:sz w:val="22"/>
           <w:szCs w:val="22"/>
         </w:rPr>
-        <w:t xml:space="preserve">2. Absences : numéro d'enregistrement AMF comme opérateur en biens divers, document d'information réglementaire (DIP), mention explicite des risques.</w:t>
+        <w:t xml:space="preserve">2. Absences : numéro d'enregistrement AMF comme opérateur en biens divers, Document d’Information Clés (DIC), mention explicite des risques.</w:t>
+      </w:r>
+      <w:r>
+        <w:rPr>
+          <w:rFonts w:ascii="Times New Roman" w:cs="Times New Roman" w:eastAsia="Times New Roman" w:hAnsi="Times New Roman"/>
+          <w:i/>
+          <w:iCs/>
+          <w:color w:val="6B7280"/>
+          <w:sz w:val="18"/>
+          <w:szCs w:val="18"/>
+        </w:rPr>
+        <w:t xml:space="preserve">   [Corrigé le 12/10/2026 : « DIP » était un acronyme inexistant. La source listée du 02/07/2026 écrit deux fois « Document d’Information Clés (DIC) », standardisé au niveau européen — à deux paragraphes du passage effectivement utilisé.]</w:t>
       </w:r>
     </w:p>
     <w:p>
@@ -2943,7 +3047,7 @@
           <w:sz w:val="22"/>
           <w:szCs w:val="22"/>
         </w:rPr>
-        <w:t xml:space="preserve"> — Outil officiel de l'AMF pour les épargnants — consulté le 03/10/2026</w:t>
+        <w:t xml:space="preserve"> — point d'entrée officiel de l'AMF. ⚠️ En lecture automatisée, la page ne rend que 1 224 caractères utiles pour 21 119 octets — une barre de navigation et quatre titres d'actualités : son contenu est chargé en JavaScript et doit être lu dans un navigateur</w:t>
       </w:r>
     </w:p>
     <w:p>
@@ -3036,7 +3140,18 @@
           <w:sz w:val="22"/>
           <w:szCs w:val="22"/>
         </w:rPr>
-        <w:t xml:space="preserve"> — Types d'arnaques, techniques des escrocs, ressources de recours — consulté le 03/10/2026</w:t>
+        <w:t xml:space="preserve"> — page d'orientation. ⚠️ Les trois rubriques citées sont des intitulés de son sommaire et de son menu, non du contenu lu : aucun des dossiers qu'elle liste n'a été ouvert</w:t>
+      </w:r>
+      <w:r>
+        <w:rPr>
+          <w:rFonts w:ascii="Times New Roman" w:cs="Times New Roman" w:eastAsia="Times New Roman" w:hAnsi="Times New Roman"/>
+          <w:i/>
+          <w:iCs/>
+          <w:color w:val="6B7280"/>
+          <w:sz w:val="18"/>
+          <w:szCs w:val="18"/>
+        </w:rPr>
+        <w:t xml:space="preserve">   [Corrigé le 12/10/2026 : les deux lignes décrivaient le mobilier de leurs sites comme leur contenu. Mesures du 03/10/2026, confirmées le 12/10/2026 : protectepargne.amf-france.org rend 1 224 caractères utiles, abe-infoservice.fr/fr/prevention-arnaques 5 826 dont la quasi-totalité est le menu, son contenu propre étant une phrase et sept liens. Conséquence : les sept familles d'arnaques du tableau de cette leçon, dont le système de Ponzi et l'arnaque au recouvrement qui fonde la proposition C de l'exercice 1, ne proviennent d'aucune des six sources. Elles sont justes et elles sont sans source.]</w:t>
       </w:r>
     </w:p>
     <w:p>
@@ -3284,6 +3399,162 @@
           <w:szCs w:val="22"/>
         </w:rPr>
         <w:t xml:space="preserve">Thèmes annoncés : relevé de carrière, Mon Compte Retraite, points AGIRC-ARRCO, Estimation Indicative Globale (EIG), simulation retraite, corrections et rachats de trimestres.</w:t>
+      </w:r>
+    </w:p>
+    <w:p>
+      <w:pPr>
+        <w:spacing w:before="360" w:after="120"/>
+      </w:pPr>
+      <w:r>
+        <w:rPr>
+          <w:rFonts w:ascii="Times New Roman" w:cs="Times New Roman" w:eastAsia="Times New Roman" w:hAnsi="Times New Roman"/>
+          <w:b/>
+          <w:bCs/>
+          <w:color w:val="1F2937"/>
+          <w:sz w:val="26"/>
+          <w:szCs w:val="26"/>
+        </w:rPr>
+        <w:t xml:space="preserve">📝 Journal des corrections</w:t>
+      </w:r>
+    </w:p>
+    <w:p>
+      <w:pPr>
+        <w:spacing w:after="80"/>
+      </w:pPr>
+      <w:r>
+        <w:rPr>
+          <w:rFonts w:ascii="Times New Roman" w:cs="Times New Roman" w:eastAsia="Times New Roman" w:hAnsi="Times New Roman"/>
+          <w:color w:val="1F2937"/>
+          <w:sz w:val="22"/>
+          <w:szCs w:val="22"/>
+        </w:rPr>
+        <w:t xml:space="preserve">Corrections apportées le 12/10/2026 après réouverture des six sources listées avec un agent de navigateur, plus les registres REGAFI et ORIAS. Les libellés d'origine sont conservés ci-dessous.</w:t>
+      </w:r>
+    </w:p>
+    <w:p>
+      <w:pPr>
+        <w:spacing w:after="80"/>
+      </w:pPr>
+      <w:r>
+        <w:rPr>
+          <w:rFonts w:ascii="Times New Roman" w:cs="Times New Roman" w:eastAsia="Times New Roman" w:hAnsi="Times New Roman"/>
+          <w:color w:val="1F2937"/>
+          <w:sz w:val="20"/>
+          <w:szCs w:val="20"/>
+        </w:rPr>
+        <w:t xml:space="preserve">• Signal ① — la « règle absolue » entre guillemets ne figurait sur aucune page citée, et affaiblissait ses sources : « sans risques élevés » au lieu de « sans risque ».</w:t>
+      </w:r>
+    </w:p>
+    <w:p>
+      <w:pPr>
+        <w:spacing w:after="80"/>
+      </w:pPr>
+      <w:r>
+        <w:rPr>
+          <w:rFonts w:ascii="Times New Roman" w:cs="Times New Roman" w:eastAsia="Times New Roman" w:hAnsi="Times New Roman"/>
+          <w:color w:val="1F2937"/>
+          <w:sz w:val="20"/>
+          <w:szCs w:val="20"/>
+        </w:rPr>
+        <w:t xml:space="preserve">• Signaux ④, ⑤, ⑦, ⑧, ⑩ — annoncés comme issus de l'AMF, de l'ABE Infoservice et de La Finance Pour Tous : zéro occurrence sur les six pages. Chacun porte désormais sa mention de synthèse.</w:t>
+      </w:r>
+    </w:p>
+    <w:p>
+      <w:pPr>
+        <w:spacing w:after="80"/>
+      </w:pPr>
+      <w:r>
+        <w:rPr>
+          <w:rFonts w:ascii="Times New Roman" w:cs="Times New Roman" w:eastAsia="Times New Roman" w:hAnsi="Times New Roman"/>
+          <w:color w:val="1F2937"/>
+          <w:sz w:val="20"/>
+          <w:szCs w:val="20"/>
+        </w:rPr>
+        <w:t xml:space="preserve">• Biens divers — la liste noire AMF compte treize rubriques, non onze : « crypto-actif » et « offre sur objet illicite » manquaient.</w:t>
+      </w:r>
+    </w:p>
+    <w:p>
+      <w:pPr>
+        <w:spacing w:after="80"/>
+      </w:pPr>
+      <w:r>
+        <w:rPr>
+          <w:rFonts w:ascii="Times New Roman" w:cs="Times New Roman" w:eastAsia="Times New Roman" w:hAnsi="Times New Roman"/>
+          <w:color w:val="1F2937"/>
+          <w:sz w:val="20"/>
+          <w:szCs w:val="20"/>
+        </w:rPr>
+        <w:t xml:space="preserve">• Chiffres — « 16 % des Français » devient « 16 % des personnes sondées » ; les pertes moyennes portent leur date réelle (3e trimestre 2024) et le « près de » de la page.</w:t>
+      </w:r>
+    </w:p>
+    <w:p>
+      <w:pPr>
+        <w:spacing w:after="80"/>
+      </w:pPr>
+      <w:r>
+        <w:rPr>
+          <w:rFonts w:ascii="Times New Roman" w:cs="Times New Roman" w:eastAsia="Times New Roman" w:hAnsi="Times New Roman"/>
+          <w:color w:val="1F2937"/>
+          <w:sz w:val="20"/>
+          <w:szCs w:val="20"/>
+        </w:rPr>
+        <w:t xml:space="preserve">• Exercice 3 — « document d'information réglementaire (DIP) » devient « Document d’Information Clés (DIC) », libellé de la source listée.</w:t>
+      </w:r>
+    </w:p>
+    <w:p>
+      <w:pPr>
+        <w:spacing w:after="80"/>
+      </w:pPr>
+      <w:r>
+        <w:rPr>
+          <w:rFonts w:ascii="Times New Roman" w:cs="Times New Roman" w:eastAsia="Times New Roman" w:hAnsi="Times New Roman"/>
+          <w:color w:val="1F2937"/>
+          <w:sz w:val="20"/>
+          <w:szCs w:val="20"/>
+        </w:rPr>
+        <w:t xml:space="preserve">• Vocabulaire — « opérateur en biens divers » et « opérateur agréé AMF » ne figurent sur aucune page ; l'AMF écrit « offres enregistrées » et réserve « autorisés / agréés » aux PSCA et PSFP.</w:t>
+      </w:r>
+    </w:p>
+    <w:p>
+      <w:pPr>
+        <w:spacing w:after="80"/>
+      </w:pPr>
+      <w:r>
+        <w:rPr>
+          <w:rFonts w:ascii="Times New Roman" w:cs="Times New Roman" w:eastAsia="Times New Roman" w:hAnsi="Times New Roman"/>
+          <w:color w:val="1F2937"/>
+          <w:sz w:val="20"/>
+          <w:szCs w:val="20"/>
+        </w:rPr>
+        <w:t xml:space="preserve">• Outils — REGAFI et ORIAS étaient aiguillés vers les listes blanches de l'AMF, où ils ne figurent pas. Les trois registres sont désormais distingués.</w:t>
+      </w:r>
+    </w:p>
+    <w:p>
+      <w:pPr>
+        <w:spacing w:after="80"/>
+      </w:pPr>
+      <w:r>
+        <w:rPr>
+          <w:rFonts w:ascii="Times New Roman" w:cs="Times New Roman" w:eastAsia="Times New Roman" w:hAnsi="Times New Roman"/>
+          <w:color w:val="1F2937"/>
+          <w:sz w:val="20"/>
+          <w:szCs w:val="20"/>
+        </w:rPr>
+        <w:t xml:space="preserve">• Ressources — les lignes AMF Protect Épargne et ABE Infoservice décrivaient le menu de leurs sites comme leur contenu ; les sept familles d'arnaques du tableau restent sans source citée.</w:t>
+      </w:r>
+    </w:p>
+    <w:p>
+      <w:pPr>
+        <w:spacing w:after="80"/>
+      </w:pPr>
+      <w:r>
+        <w:rPr>
+          <w:rFonts w:ascii="Times New Roman" w:cs="Times New Roman" w:eastAsia="Times New Roman" w:hAnsi="Times New Roman"/>
+          <w:color w:val="1F2937"/>
+          <w:sz w:val="20"/>
+          <w:szCs w:val="20"/>
+        </w:rPr>
+        <w:t xml:space="preserve">• Théorie — un encadré signale que les produits légaux mais dangereux, annoncés par le titre, ne sont pas traités, et nomme la source listée qui les couvre.</w:t>
       </w:r>
     </w:p>
     <w:sectPr>
